--- a/memory/ethics/Procedure and Debrief.docx
+++ b/memory/ethics/Procedure and Debrief.docx
@@ -7,49 +7,77 @@
         <w:spacing w:line="276" w:lineRule="auto"/>
         <w:rPr>
           <w:rFonts w:ascii="Calibri" w:hAnsi="Calibri" w:cs="Calibri"/>
-          <w:sz w:val="20"/>
-          <w:szCs w:val="20"/>
-        </w:rPr>
-      </w:pPr>
+          <w:b/>
+          <w:bCs/>
+        </w:rPr>
+      </w:pPr>
+      <w:r>
+        <w:rPr>
+          <w:rFonts w:ascii="Calibri" w:hAnsi="Calibri" w:cs="Calibri"/>
+          <w:b/>
+          <w:bCs/>
+        </w:rPr>
+        <w:t>PROCEDURE</w:t>
+      </w:r>
+      <w:r>
+        <w:rPr>
+          <w:rFonts w:ascii="Calibri" w:hAnsi="Calibri" w:cs="Calibri"/>
+          <w:b/>
+          <w:bCs/>
+        </w:rPr>
+        <w:t xml:space="preserve"> </w:t>
+      </w:r>
+      <w:r>
+        <w:rPr>
+          <w:rFonts w:ascii="Calibri" w:hAnsi="Calibri" w:cs="Calibri"/>
+        </w:rPr>
+        <w:t>(</w:t>
+      </w:r>
+      <w:r>
+        <w:t>Artwork + Rating Scales presented together</w:t>
+      </w:r>
+      <w:r>
+        <w:t xml:space="preserve"> – </w:t>
+      </w:r>
+      <w:r>
+        <w:t>self-paced presentation</w:t>
+      </w:r>
+      <w:r>
+        <w:t>)</w:t>
+      </w:r>
     </w:p>
     <w:p>
       <w:pPr>
         <w:spacing w:line="276" w:lineRule="auto"/>
         <w:rPr>
           <w:rFonts w:ascii="Calibri" w:hAnsi="Calibri" w:cs="Calibri"/>
-          <w:sz w:val="20"/>
-          <w:szCs w:val="20"/>
+          <w:b/>
+          <w:bCs/>
         </w:rPr>
       </w:pPr>
       <w:r>
         <w:rPr>
           <w:rFonts w:ascii="Calibri" w:hAnsi="Calibri" w:cs="Calibri"/>
+          <w:b/>
+          <w:bCs/>
           <w:noProof/>
-          <w:sz w:val="20"/>
-          <w:szCs w:val="20"/>
         </w:rPr>
         <mc:AlternateContent>
           <mc:Choice Requires="wps">
             <w:drawing>
-              <wp:anchor distT="0" distB="0" distL="114300" distR="114300" simplePos="0" relativeHeight="251664384" behindDoc="0" locked="0" layoutInCell="1" allowOverlap="1" wp14:anchorId="05AE758F" wp14:editId="10E097B7">
+              <wp:anchor distT="0" distB="0" distL="114300" distR="114300" simplePos="0" relativeHeight="251670528" behindDoc="0" locked="0" layoutInCell="1" allowOverlap="1" wp14:anchorId="24DEC832" wp14:editId="77816303">
                 <wp:simplePos x="0" y="0"/>
-                <wp:positionH relativeFrom="margin">
-                  <wp:posOffset>6238160</wp:posOffset>
+                <wp:positionH relativeFrom="column">
+                  <wp:posOffset>5057775</wp:posOffset>
                 </wp:positionH>
                 <wp:positionV relativeFrom="paragraph">
-                  <wp:posOffset>3147994</wp:posOffset>
+                  <wp:posOffset>34925</wp:posOffset>
                 </wp:positionV>
-                <wp:extent cx="1946910" cy="314438"/>
-                <wp:effectExtent l="0" t="0" r="0" b="9525"/>
+                <wp:extent cx="2400300" cy="666750"/>
+                <wp:effectExtent l="0" t="0" r="0" b="0"/>
                 <wp:wrapNone/>
-                <wp:docPr id="1375961379" name="Text Box 4">
-                  <a:extLst xmlns:a="http://schemas.openxmlformats.org/drawingml/2006/main">
-                    <a:ext uri="{FF2B5EF4-FFF2-40B4-BE49-F238E27FC236}">
-                      <a16:creationId xmlns:a16="http://schemas.microsoft.com/office/drawing/2014/main" id="{900F5C03-1AEE-4DB2-A624-41F4B078DE21}"/>
-                    </a:ext>
-                  </a:extLst>
-                </wp:docPr>
-                <wp:cNvGraphicFramePr/>
+                <wp:docPr id="1093007982" name="Text Box 4"/>
+                <wp:cNvGraphicFramePr xmlns:a="http://schemas.openxmlformats.org/drawingml/2006/main"/>
                 <a:graphic xmlns:a="http://schemas.openxmlformats.org/drawingml/2006/main">
                   <a:graphicData uri="http://schemas.microsoft.com/office/word/2010/wordprocessingShape">
                     <wps:wsp>
@@ -57,7 +85,7 @@
                       <wps:spPr>
                         <a:xfrm>
                           <a:off x="0" y="0"/>
-                          <a:ext cx="1946910" cy="314438"/>
+                          <a:ext cx="2400300" cy="666750"/>
                         </a:xfrm>
                         <a:prstGeom prst="rect">
                           <a:avLst/>
@@ -87,9 +115,45 @@
                             <w:pPr>
                               <w:spacing w:line="240" w:lineRule="auto"/>
                               <w:jc w:val="center"/>
+                              <w:rPr>
+                                <w:b/>
+                                <w:bCs/>
+                              </w:rPr>
                             </w:pPr>
                             <w:r>
-                              <w:t>Rating Scales</w:t>
+                              <w:rPr>
+                                <w:b/>
+                                <w:bCs/>
+                              </w:rPr>
+                              <w:t xml:space="preserve">Participant </w:t>
+                            </w:r>
+                            <w:r>
+                              <w:rPr>
+                                <w:b/>
+                                <w:bCs/>
+                              </w:rPr>
+                              <w:t>does not r</w:t>
+                            </w:r>
+                            <w:r>
+                              <w:rPr>
+                                <w:b/>
+                                <w:bCs/>
+                              </w:rPr>
+                              <w:t>ecognise the artwork (“</w:t>
+                            </w:r>
+                            <w:r>
+                              <w:rPr>
+                                <w:b/>
+                                <w:bCs/>
+                              </w:rPr>
+                              <w:t>No</w:t>
+                            </w:r>
+                            <w:r>
+                              <w:rPr>
+                                <w:b/>
+                                <w:bCs/>
+                              </w:rPr>
+                              <w:t>”)</w:t>
                             </w:r>
                           </w:p>
                         </w:txbxContent>
@@ -103,36 +167,65 @@
                     </wps:wsp>
                   </a:graphicData>
                 </a:graphic>
-                <wp14:sizeRelH relativeFrom="margin">
-                  <wp14:pctWidth>0</wp14:pctWidth>
-                </wp14:sizeRelH>
-                <wp14:sizeRelV relativeFrom="margin">
-                  <wp14:pctHeight>0</wp14:pctHeight>
-                </wp14:sizeRelV>
               </wp:anchor>
             </w:drawing>
           </mc:Choice>
           <mc:Fallback>
             <w:pict>
-              <v:shapetype w14:anchorId="05AE758F" id="_x0000_t202" coordsize="21600,21600" o:spt="202" path="m,l,21600r21600,l21600,xe">
+              <v:shapetype w14:anchorId="24DEC832" id="_x0000_t202" coordsize="21600,21600" o:spt="202" path="m,l,21600r21600,l21600,xe">
                 <v:stroke joinstyle="miter"/>
                 <v:path gradientshapeok="t" o:connecttype="rect"/>
               </v:shapetype>
-              <v:shape id="Text Box 4" o:spid="_x0000_s1026" type="#_x0000_t202" style="position:absolute;margin-left:491.2pt;margin-top:247.85pt;width:153.3pt;height:24.75pt;z-index:251664384;visibility:visible;mso-wrap-style:square;mso-width-percent:0;mso-height-percent:0;mso-wrap-distance-left:9pt;mso-wrap-distance-top:0;mso-wrap-distance-right:9pt;mso-wrap-distance-bottom:0;mso-position-horizontal:absolute;mso-position-horizontal-relative:margin;mso-position-vertical:absolute;mso-position-vertical-relative:text;mso-width-percent:0;mso-height-percent:0;mso-width-relative:margin;mso-height-relative:margin;v-text-anchor:top" o:gfxdata="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" filled="f" stroked="f">
+              <v:shape id="Text Box 4" o:spid="_x0000_s1026" type="#_x0000_t202" style="position:absolute;margin-left:398.25pt;margin-top:2.75pt;width:189pt;height:52.5pt;z-index:251670528;visibility:visible;mso-wrap-style:square;mso-wrap-distance-left:9pt;mso-wrap-distance-top:0;mso-wrap-distance-right:9pt;mso-wrap-distance-bottom:0;mso-position-horizontal:absolute;mso-position-horizontal-relative:text;mso-position-vertical:absolute;mso-position-vertical-relative:text;v-text-anchor:top" o:gfxdata="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" filled="f" stroked="f">
                 <v:textbox>
                   <w:txbxContent>
                     <w:p>
                       <w:pPr>
                         <w:spacing w:line="240" w:lineRule="auto"/>
                         <w:jc w:val="center"/>
+                        <w:rPr>
+                          <w:b/>
+                          <w:bCs/>
+                        </w:rPr>
                       </w:pPr>
                       <w:r>
-                        <w:t>Rating Scales</w:t>
+                        <w:rPr>
+                          <w:b/>
+                          <w:bCs/>
+                        </w:rPr>
+                        <w:t xml:space="preserve">Participant </w:t>
+                      </w:r>
+                      <w:r>
+                        <w:rPr>
+                          <w:b/>
+                          <w:bCs/>
+                        </w:rPr>
+                        <w:t>does not r</w:t>
+                      </w:r>
+                      <w:r>
+                        <w:rPr>
+                          <w:b/>
+                          <w:bCs/>
+                        </w:rPr>
+                        <w:t>ecognise the artwork (“</w:t>
+                      </w:r>
+                      <w:r>
+                        <w:rPr>
+                          <w:b/>
+                          <w:bCs/>
+                        </w:rPr>
+                        <w:t>No</w:t>
+                      </w:r>
+                      <w:r>
+                        <w:rPr>
+                          <w:b/>
+                          <w:bCs/>
+                        </w:rPr>
+                        <w:t>”)</w:t>
                       </w:r>
                     </w:p>
                   </w:txbxContent>
                 </v:textbox>
-                <w10:wrap anchorx="margin"/>
               </v:shape>
             </w:pict>
           </mc:Fallback>
@@ -141,32 +234,26 @@
       <w:r>
         <w:rPr>
           <w:rFonts w:ascii="Calibri" w:hAnsi="Calibri" w:cs="Calibri"/>
+          <w:b/>
+          <w:bCs/>
           <w:noProof/>
-          <w:sz w:val="20"/>
-          <w:szCs w:val="20"/>
         </w:rPr>
         <mc:AlternateContent>
           <mc:Choice Requires="wps">
             <w:drawing>
-              <wp:anchor distT="0" distB="0" distL="114300" distR="114300" simplePos="0" relativeHeight="251663360" behindDoc="0" locked="0" layoutInCell="1" allowOverlap="1" wp14:anchorId="1328F3C4" wp14:editId="251C6718">
+              <wp:anchor distT="0" distB="0" distL="114300" distR="114300" simplePos="0" relativeHeight="251669504" behindDoc="0" locked="0" layoutInCell="1" allowOverlap="1" wp14:anchorId="65B51340" wp14:editId="214BE448">
                 <wp:simplePos x="0" y="0"/>
                 <wp:positionH relativeFrom="column">
-                  <wp:posOffset>3639397</wp:posOffset>
+                  <wp:posOffset>2476500</wp:posOffset>
                 </wp:positionH>
                 <wp:positionV relativeFrom="paragraph">
-                  <wp:posOffset>2817495</wp:posOffset>
+                  <wp:posOffset>34925</wp:posOffset>
                 </wp:positionV>
-                <wp:extent cx="1947333" cy="558800"/>
+                <wp:extent cx="1946910" cy="666750"/>
                 <wp:effectExtent l="0" t="0" r="0" b="0"/>
                 <wp:wrapNone/>
-                <wp:docPr id="800558864" name="Text Box 4">
-                  <a:extLst xmlns:a="http://schemas.openxmlformats.org/drawingml/2006/main">
-                    <a:ext uri="{FF2B5EF4-FFF2-40B4-BE49-F238E27FC236}">
-                      <a16:creationId xmlns:a16="http://schemas.microsoft.com/office/drawing/2014/main" id="{3B82039D-5E5D-4289-A9B5-D5714ADADC2E}"/>
-                    </a:ext>
-                  </a:extLst>
-                </wp:docPr>
-                <wp:cNvGraphicFramePr/>
+                <wp:docPr id="1913131793" name="Text Box 4"/>
+                <wp:cNvGraphicFramePr xmlns:a="http://schemas.openxmlformats.org/drawingml/2006/main"/>
                 <a:graphic xmlns:a="http://schemas.openxmlformats.org/drawingml/2006/main">
                   <a:graphicData uri="http://schemas.microsoft.com/office/word/2010/wordprocessingShape">
                     <wps:wsp>
@@ -174,7 +261,7 @@
                       <wps:spPr>
                         <a:xfrm>
                           <a:off x="0" y="0"/>
-                          <a:ext cx="1947333" cy="558800"/>
+                          <a:ext cx="1946910" cy="666750"/>
                         </a:xfrm>
                         <a:prstGeom prst="rect">
                           <a:avLst/>
@@ -204,25 +291,18 @@
                             <w:pPr>
                               <w:spacing w:line="240" w:lineRule="auto"/>
                               <w:jc w:val="center"/>
+                              <w:rPr>
+                                <w:b/>
+                                <w:bCs/>
+                              </w:rPr>
                             </w:pPr>
                             <w:r>
-                              <w:t>Artwork</w:t>
+                              <w:rPr>
+                                <w:b/>
+                                <w:bCs/>
+                              </w:rPr>
+                              <w:t>Participant recognises the artwork (“Yes”)</w:t>
                             </w:r>
-                          </w:p>
-                          <w:p>
-                            <w:pPr>
-                              <w:spacing w:line="240" w:lineRule="auto"/>
-                              <w:jc w:val="center"/>
-                            </w:pPr>
-                            <w:r>
-                              <w:t>2.5 sec</w:t>
-                            </w:r>
-                          </w:p>
-                          <w:p>
-                            <w:pPr>
-                              <w:spacing w:line="240" w:lineRule="auto"/>
-                              <w:jc w:val="center"/>
-                            </w:pPr>
                           </w:p>
                         </w:txbxContent>
                       </wps:txbx>
@@ -235,43 +315,30 @@
                     </wps:wsp>
                   </a:graphicData>
                 </a:graphic>
-                <wp14:sizeRelH relativeFrom="margin">
-                  <wp14:pctWidth>0</wp14:pctWidth>
-                </wp14:sizeRelH>
-                <wp14:sizeRelV relativeFrom="margin">
-                  <wp14:pctHeight>0</wp14:pctHeight>
-                </wp14:sizeRelV>
               </wp:anchor>
             </w:drawing>
           </mc:Choice>
           <mc:Fallback>
             <w:pict>
-              <v:shape w14:anchorId="1328F3C4" id="_x0000_s1027" type="#_x0000_t202" style="position:absolute;margin-left:286.55pt;margin-top:221.85pt;width:153.35pt;height:44pt;z-index:251663360;visibility:visible;mso-wrap-style:square;mso-width-percent:0;mso-height-percent:0;mso-wrap-distance-left:9pt;mso-wrap-distance-top:0;mso-wrap-distance-right:9pt;mso-wrap-distance-bottom:0;mso-position-horizontal:absolute;mso-position-horizontal-relative:text;mso-position-vertical:absolute;mso-position-vertical-relative:text;mso-width-percent:0;mso-height-percent:0;mso-width-relative:margin;mso-height-relative:margin;v-text-anchor:top" o:gfxdata="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" filled="f" stroked="f">
+              <v:shape w14:anchorId="65B51340" id="_x0000_s1027" type="#_x0000_t202" style="position:absolute;margin-left:195pt;margin-top:2.75pt;width:153.3pt;height:52.5pt;z-index:251669504;visibility:visible;mso-wrap-style:square;mso-wrap-distance-left:9pt;mso-wrap-distance-top:0;mso-wrap-distance-right:9pt;mso-wrap-distance-bottom:0;mso-position-horizontal:absolute;mso-position-horizontal-relative:text;mso-position-vertical:absolute;mso-position-vertical-relative:text;v-text-anchor:top" o:gfxdata="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" filled="f" stroked="f">
                 <v:textbox>
                   <w:txbxContent>
                     <w:p>
                       <w:pPr>
                         <w:spacing w:line="240" w:lineRule="auto"/>
                         <w:jc w:val="center"/>
+                        <w:rPr>
+                          <w:b/>
+                          <w:bCs/>
+                        </w:rPr>
                       </w:pPr>
                       <w:r>
-                        <w:t>Artwork</w:t>
+                        <w:rPr>
+                          <w:b/>
+                          <w:bCs/>
+                        </w:rPr>
+                        <w:t>Participant recognises the artwork (“Yes”)</w:t>
                       </w:r>
-                    </w:p>
-                    <w:p>
-                      <w:pPr>
-                        <w:spacing w:line="240" w:lineRule="auto"/>
-                        <w:jc w:val="center"/>
-                      </w:pPr>
-                      <w:r>
-                        <w:t>2.5 sec</w:t>
-                      </w:r>
-                    </w:p>
-                    <w:p>
-                      <w:pPr>
-                        <w:spacing w:line="240" w:lineRule="auto"/>
-                        <w:jc w:val="center"/>
-                      </w:pPr>
                     </w:p>
                   </w:txbxContent>
                 </v:textbox>
@@ -280,265 +347,43 @@
           </mc:Fallback>
         </mc:AlternateContent>
       </w:r>
-      <w:r>
-        <w:rPr>
-          <w:rFonts w:ascii="Calibri" w:hAnsi="Calibri" w:cs="Calibri"/>
-          <w:noProof/>
+    </w:p>
+    <w:p>
+      <w:pPr>
+        <w:spacing w:line="276" w:lineRule="auto"/>
+        <w:rPr>
+          <w:rFonts w:ascii="Calibri" w:hAnsi="Calibri" w:cs="Calibri"/>
           <w:sz w:val="20"/>
           <w:szCs w:val="20"/>
         </w:rPr>
-        <mc:AlternateContent>
-          <mc:Choice Requires="wps">
-            <w:drawing>
-              <wp:anchor distT="0" distB="0" distL="114300" distR="114300" simplePos="0" relativeHeight="251662336" behindDoc="0" locked="0" layoutInCell="1" allowOverlap="1" wp14:anchorId="4DABC2BC" wp14:editId="515A76EB">
-                <wp:simplePos x="0" y="0"/>
-                <wp:positionH relativeFrom="column">
-                  <wp:posOffset>1396153</wp:posOffset>
-                </wp:positionH>
-                <wp:positionV relativeFrom="paragraph">
-                  <wp:posOffset>2528570</wp:posOffset>
-                </wp:positionV>
-                <wp:extent cx="1947333" cy="558800"/>
-                <wp:effectExtent l="0" t="0" r="0" b="0"/>
-                <wp:wrapNone/>
-                <wp:docPr id="635850105" name="Text Box 4">
-                  <a:extLst xmlns:a="http://schemas.openxmlformats.org/drawingml/2006/main">
-                    <a:ext uri="{FF2B5EF4-FFF2-40B4-BE49-F238E27FC236}">
-                      <a16:creationId xmlns:a16="http://schemas.microsoft.com/office/drawing/2014/main" id="{27F2199F-3C55-4467-B4DB-625D6666D9B6}"/>
-                    </a:ext>
-                  </a:extLst>
-                </wp:docPr>
-                <wp:cNvGraphicFramePr/>
-                <a:graphic xmlns:a="http://schemas.openxmlformats.org/drawingml/2006/main">
-                  <a:graphicData uri="http://schemas.microsoft.com/office/word/2010/wordprocessingShape">
-                    <wps:wsp>
-                      <wps:cNvSpPr txBox="1"/>
-                      <wps:spPr>
-                        <a:xfrm>
-                          <a:off x="0" y="0"/>
-                          <a:ext cx="1947333" cy="558800"/>
-                        </a:xfrm>
-                        <a:prstGeom prst="rect">
-                          <a:avLst/>
-                        </a:prstGeom>
-                        <a:noFill/>
-                        <a:ln>
-                          <a:noFill/>
-                        </a:ln>
-                      </wps:spPr>
-                      <wps:style>
-                        <a:lnRef idx="0">
-                          <a:scrgbClr r="0" g="0" b="0"/>
-                        </a:lnRef>
-                        <a:fillRef idx="0">
-                          <a:scrgbClr r="0" g="0" b="0"/>
-                        </a:fillRef>
-                        <a:effectRef idx="0">
-                          <a:scrgbClr r="0" g="0" b="0"/>
-                        </a:effectRef>
-                        <a:fontRef idx="minor">
-                          <a:schemeClr val="dk1"/>
-                        </a:fontRef>
-                      </wps:style>
-                      <wps:txbx>
-                        <w:txbxContent>
-                          <w:p>
-                            <w:pPr>
-                              <w:spacing w:line="240" w:lineRule="auto"/>
-                              <w:jc w:val="center"/>
-                            </w:pPr>
-                            <w:r>
-                              <w:t>Fixation Cross</w:t>
-                            </w:r>
-                          </w:p>
-                          <w:p>
-                            <w:pPr>
-                              <w:spacing w:line="240" w:lineRule="auto"/>
-                              <w:jc w:val="center"/>
-                            </w:pPr>
-                            <w:r>
-                              <w:t>0.5 sec</w:t>
-                            </w:r>
-                          </w:p>
-                          <w:p>
-                            <w:pPr>
-                              <w:spacing w:line="240" w:lineRule="auto"/>
-                              <w:jc w:val="center"/>
-                            </w:pPr>
-                          </w:p>
-                        </w:txbxContent>
-                      </wps:txbx>
-                      <wps:bodyPr rot="0" spcFirstLastPara="0" vertOverflow="overflow" horzOverflow="overflow" vert="horz" wrap="square" lIns="91440" tIns="45720" rIns="91440" bIns="45720" numCol="1" spcCol="0" rtlCol="0" fromWordArt="0" anchor="t" anchorCtr="0" forceAA="0" compatLnSpc="1">
-                        <a:prstTxWarp prst="textNoShape">
-                          <a:avLst/>
-                        </a:prstTxWarp>
-                        <a:noAutofit/>
-                      </wps:bodyPr>
-                    </wps:wsp>
-                  </a:graphicData>
-                </a:graphic>
-                <wp14:sizeRelH relativeFrom="margin">
-                  <wp14:pctWidth>0</wp14:pctWidth>
-                </wp14:sizeRelH>
-                <wp14:sizeRelV relativeFrom="margin">
-                  <wp14:pctHeight>0</wp14:pctHeight>
-                </wp14:sizeRelV>
-              </wp:anchor>
-            </w:drawing>
-          </mc:Choice>
-          <mc:Fallback>
-            <w:pict>
-              <v:shape w14:anchorId="4DABC2BC" id="_x0000_s1028" type="#_x0000_t202" style="position:absolute;margin-left:109.95pt;margin-top:199.1pt;width:153.35pt;height:44pt;z-index:251662336;visibility:visible;mso-wrap-style:square;mso-width-percent:0;mso-height-percent:0;mso-wrap-distance-left:9pt;mso-wrap-distance-top:0;mso-wrap-distance-right:9pt;mso-wrap-distance-bottom:0;mso-position-horizontal:absolute;mso-position-horizontal-relative:text;mso-position-vertical:absolute;mso-position-vertical-relative:text;mso-width-percent:0;mso-height-percent:0;mso-width-relative:margin;mso-height-relative:margin;v-text-anchor:top" o:gfxdata="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" filled="f" stroked="f">
-                <v:textbox>
-                  <w:txbxContent>
-                    <w:p>
-                      <w:pPr>
-                        <w:spacing w:line="240" w:lineRule="auto"/>
-                        <w:jc w:val="center"/>
-                      </w:pPr>
-                      <w:r>
-                        <w:t>Fixation Cross</w:t>
-                      </w:r>
-                    </w:p>
-                    <w:p>
-                      <w:pPr>
-                        <w:spacing w:line="240" w:lineRule="auto"/>
-                        <w:jc w:val="center"/>
-                      </w:pPr>
-                      <w:r>
-                        <w:t>0.5 sec</w:t>
-                      </w:r>
-                    </w:p>
-                    <w:p>
-                      <w:pPr>
-                        <w:spacing w:line="240" w:lineRule="auto"/>
-                        <w:jc w:val="center"/>
-                      </w:pPr>
-                    </w:p>
-                  </w:txbxContent>
-                </v:textbox>
-              </v:shape>
-            </w:pict>
-          </mc:Fallback>
-        </mc:AlternateContent>
-      </w:r>
+      </w:pPr>
       <w:r>
         <w:rPr>
           <w:rFonts w:ascii="Calibri" w:hAnsi="Calibri" w:cs="Calibri"/>
-          <w:noProof/>
           <w:sz w:val="20"/>
           <w:szCs w:val="20"/>
         </w:rPr>
-        <mc:AlternateContent>
-          <mc:Choice Requires="wps">
-            <w:drawing>
-              <wp:anchor distT="0" distB="0" distL="114300" distR="114300" simplePos="0" relativeHeight="251659264" behindDoc="0" locked="0" layoutInCell="1" allowOverlap="1" wp14:anchorId="1691004C" wp14:editId="53C51ECD">
-                <wp:simplePos x="0" y="0"/>
-                <wp:positionH relativeFrom="margin">
-                  <wp:posOffset>888365</wp:posOffset>
-                </wp:positionH>
-                <wp:positionV relativeFrom="paragraph">
-                  <wp:posOffset>3123777</wp:posOffset>
-                </wp:positionV>
-                <wp:extent cx="7306733" cy="719667"/>
-                <wp:effectExtent l="0" t="0" r="66040" b="80645"/>
-                <wp:wrapNone/>
-                <wp:docPr id="1865548754" name="Straight Arrow Connector 1">
-                  <a:extLst xmlns:a="http://schemas.openxmlformats.org/drawingml/2006/main">
-                    <a:ext uri="{FF2B5EF4-FFF2-40B4-BE49-F238E27FC236}">
-                      <a16:creationId xmlns:a16="http://schemas.microsoft.com/office/drawing/2014/main" id="{0516111F-E3D6-452C-A98D-B1CF03A2B4F4}"/>
-                    </a:ext>
-                  </a:extLst>
-                </wp:docPr>
-                <wp:cNvGraphicFramePr/>
-                <a:graphic xmlns:a="http://schemas.openxmlformats.org/drawingml/2006/main">
-                  <a:graphicData uri="http://schemas.microsoft.com/office/word/2010/wordprocessingShape">
-                    <wps:wsp>
-                      <wps:cNvCnPr/>
-                      <wps:spPr>
-                        <a:xfrm>
-                          <a:off x="0" y="0"/>
-                          <a:ext cx="7306733" cy="719667"/>
-                        </a:xfrm>
-                        <a:prstGeom prst="straightConnector1">
-                          <a:avLst/>
-                        </a:prstGeom>
-                        <a:ln>
-                          <a:tailEnd type="triangle"/>
-                        </a:ln>
-                      </wps:spPr>
-                      <wps:style>
-                        <a:lnRef idx="2">
-                          <a:schemeClr val="dk1"/>
-                        </a:lnRef>
-                        <a:fillRef idx="0">
-                          <a:schemeClr val="dk1"/>
-                        </a:fillRef>
-                        <a:effectRef idx="1">
-                          <a:schemeClr val="dk1"/>
-                        </a:effectRef>
-                        <a:fontRef idx="minor">
-                          <a:schemeClr val="tx1"/>
-                        </a:fontRef>
-                      </wps:style>
-                      <wps:bodyPr/>
-                    </wps:wsp>
-                  </a:graphicData>
-                </a:graphic>
-                <wp14:sizeRelH relativeFrom="margin">
-                  <wp14:pctWidth>0</wp14:pctWidth>
-                </wp14:sizeRelH>
-                <wp14:sizeRelV relativeFrom="margin">
-                  <wp14:pctHeight>0</wp14:pctHeight>
-                </wp14:sizeRelV>
-              </wp:anchor>
-            </w:drawing>
-          </mc:Choice>
-          <mc:Fallback>
-            <w:pict>
-              <v:shapetype w14:anchorId="3643A0E1" id="_x0000_t32" coordsize="21600,21600" o:spt="32" o:oned="t" path="m,l21600,21600e" filled="f">
-                <v:path arrowok="t" fillok="f" o:connecttype="none"/>
-                <o:lock v:ext="edit" shapetype="t"/>
-              </v:shapetype>
-              <v:shape id="Straight Arrow Connector 1" o:spid="_x0000_s1026" type="#_x0000_t32" style="position:absolute;margin-left:69.95pt;margin-top:245.95pt;width:575.35pt;height:56.65pt;z-index:251659264;visibility:visible;mso-wrap-style:square;mso-width-percent:0;mso-height-percent:0;mso-wrap-distance-left:9pt;mso-wrap-distance-top:0;mso-wrap-distance-right:9pt;mso-wrap-distance-bottom:0;mso-position-horizontal:absolute;mso-position-horizontal-relative:margin;mso-position-vertical:absolute;mso-position-vertical-relative:text;mso-width-percent:0;mso-height-percent:0;mso-width-relative:margin;mso-height-relative:margin" o:gfxdata="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" strokecolor="black [3200]" strokeweight="1.5pt">
-                <v:stroke endarrow="block" joinstyle="miter"/>
-                <w10:wrap anchorx="margin"/>
-              </v:shape>
-            </w:pict>
-          </mc:Fallback>
-        </mc:AlternateContent>
-      </w:r>
-      <w:r>
-        <w:rPr>
-          <w:noProof/>
-        </w:rPr>
         <w:drawing>
-          <wp:anchor distT="0" distB="0" distL="114300" distR="114300" simplePos="0" relativeHeight="251661312" behindDoc="0" locked="0" layoutInCell="1" allowOverlap="1" wp14:anchorId="4C3B8B58" wp14:editId="235D85E3">
+          <wp:anchor distT="0" distB="0" distL="114300" distR="114300" simplePos="0" relativeHeight="251674624" behindDoc="1" locked="0" layoutInCell="1" allowOverlap="1" wp14:anchorId="5CCE33A0" wp14:editId="5A41640C">
             <wp:simplePos x="0" y="0"/>
-            <wp:positionH relativeFrom="column">
-              <wp:posOffset>3479800</wp:posOffset>
+            <wp:positionH relativeFrom="margin">
+              <wp:align>center</wp:align>
             </wp:positionH>
-            <wp:positionV relativeFrom="paragraph">
-              <wp:posOffset>1266190</wp:posOffset>
+            <wp:positionV relativeFrom="page">
+              <wp:posOffset>1238250</wp:posOffset>
             </wp:positionV>
-            <wp:extent cx="2438400" cy="1531620"/>
-            <wp:effectExtent l="19050" t="19050" r="19050" b="11430"/>
-            <wp:wrapThrough wrapText="bothSides">
+            <wp:extent cx="5975985" cy="6239510"/>
+            <wp:effectExtent l="0" t="0" r="5715" b="8890"/>
+            <wp:wrapTight wrapText="bothSides">
               <wp:wrapPolygon edited="0">
-                <wp:start x="-169" y="-269"/>
-                <wp:lineTo x="-169" y="21493"/>
-                <wp:lineTo x="21600" y="21493"/>
-                <wp:lineTo x="21600" y="-269"/>
-                <wp:lineTo x="-169" y="-269"/>
+                <wp:start x="0" y="0"/>
+                <wp:lineTo x="0" y="21565"/>
+                <wp:lineTo x="21552" y="21565"/>
+                <wp:lineTo x="21552" y="0"/>
+                <wp:lineTo x="0" y="0"/>
               </wp:wrapPolygon>
-            </wp:wrapThrough>
-            <wp:docPr id="1176399822" name="Picture 1" descr="A screenshot of a computer&#10;&#10;AI-generated content may be incorrect.">
-              <a:extLst xmlns:a="http://schemas.openxmlformats.org/drawingml/2006/main">
-                <a:ext uri="{FF2B5EF4-FFF2-40B4-BE49-F238E27FC236}">
-                  <a16:creationId xmlns:a16="http://schemas.microsoft.com/office/drawing/2014/main" id="{B1E0DEF1-BBE9-47C7-BDD6-5A521AF7103B}"/>
-                </a:ext>
-              </a:extLst>
-            </wp:docPr>
+            </wp:wrapTight>
+            <wp:docPr id="1526496765" name="Picture 1" descr="A screenshot of a computer&#10;&#10;AI-generated content may be incorrect."/>
             <wp:cNvGraphicFramePr>
               <a:graphicFrameLocks xmlns:a="http://schemas.openxmlformats.org/drawingml/2006/main" noChangeAspect="1"/>
             </wp:cNvGraphicFramePr>
@@ -546,18 +391,247 @@
               <a:graphicData uri="http://schemas.openxmlformats.org/drawingml/2006/picture">
                 <pic:pic xmlns:pic="http://schemas.openxmlformats.org/drawingml/2006/picture">
                   <pic:nvPicPr>
-                    <pic:cNvPr id="1176399822" name="Picture 1" descr="A screenshot of a computer&#10;&#10;AI-generated content may be incorrect."/>
+                    <pic:cNvPr id="1526496765" name="Picture 1" descr="A screenshot of a computer&#10;&#10;AI-generated content may be incorrect."/>
                     <pic:cNvPicPr/>
                   </pic:nvPicPr>
-                  <pic:blipFill rotWithShape="1">
-                    <a:blip r:embed="rId6" cstate="print">
+                  <pic:blipFill>
+                    <a:blip r:embed="rId6">
                       <a:extLst>
                         <a:ext uri="{28A0092B-C50C-407E-A947-70E740481C1C}">
                           <a14:useLocalDpi xmlns:a14="http://schemas.microsoft.com/office/drawing/2010/main" val="0"/>
                         </a:ext>
                       </a:extLst>
                     </a:blip>
-                    <a:srcRect l="11334" t="17639" r="12662" b="5955"/>
+                    <a:stretch>
+                      <a:fillRect/>
+                    </a:stretch>
+                  </pic:blipFill>
+                  <pic:spPr>
+                    <a:xfrm>
+                      <a:off x="0" y="0"/>
+                      <a:ext cx="5975985" cy="6239510"/>
+                    </a:xfrm>
+                    <a:prstGeom prst="rect">
+                      <a:avLst/>
+                    </a:prstGeom>
+                  </pic:spPr>
+                </pic:pic>
+              </a:graphicData>
+            </a:graphic>
+            <wp14:sizeRelH relativeFrom="margin">
+              <wp14:pctWidth>0</wp14:pctWidth>
+            </wp14:sizeRelH>
+            <wp14:sizeRelV relativeFrom="margin">
+              <wp14:pctHeight>0</wp14:pctHeight>
+            </wp14:sizeRelV>
+          </wp:anchor>
+        </w:drawing>
+      </w:r>
+    </w:p>
+    <w:p>
+      <w:pPr>
+        <w:rPr>
+          <w:rFonts w:ascii="Calibri" w:hAnsi="Calibri" w:cs="Calibri"/>
+          <w:sz w:val="20"/>
+          <w:szCs w:val="20"/>
+        </w:rPr>
+      </w:pPr>
+    </w:p>
+    <w:p>
+      <w:pPr>
+        <w:rPr>
+          <w:rFonts w:ascii="Calibri" w:hAnsi="Calibri" w:cs="Calibri"/>
+          <w:sz w:val="20"/>
+          <w:szCs w:val="20"/>
+        </w:rPr>
+      </w:pPr>
+    </w:p>
+    <w:p>
+      <w:pPr>
+        <w:rPr>
+          <w:rFonts w:ascii="Calibri" w:hAnsi="Calibri" w:cs="Calibri"/>
+          <w:sz w:val="20"/>
+          <w:szCs w:val="20"/>
+        </w:rPr>
+      </w:pPr>
+    </w:p>
+    <w:p>
+      <w:pPr>
+        <w:rPr>
+          <w:noProof/>
+        </w:rPr>
+      </w:pPr>
+    </w:p>
+    <w:p>
+      <w:pPr>
+        <w:rPr>
+          <w:rFonts w:ascii="Calibri" w:hAnsi="Calibri" w:cs="Calibri"/>
+          <w:sz w:val="20"/>
+          <w:szCs w:val="20"/>
+        </w:rPr>
+      </w:pPr>
+    </w:p>
+    <w:p>
+      <w:pPr>
+        <w:rPr>
+          <w:rFonts w:ascii="Calibri" w:hAnsi="Calibri" w:cs="Calibri"/>
+          <w:sz w:val="20"/>
+          <w:szCs w:val="20"/>
+        </w:rPr>
+      </w:pPr>
+    </w:p>
+    <w:p>
+      <w:pPr>
+        <w:rPr>
+          <w:rFonts w:ascii="Calibri" w:hAnsi="Calibri" w:cs="Calibri"/>
+          <w:sz w:val="20"/>
+          <w:szCs w:val="20"/>
+        </w:rPr>
+      </w:pPr>
+    </w:p>
+    <w:p>
+      <w:pPr>
+        <w:rPr>
+          <w:rFonts w:ascii="Calibri" w:hAnsi="Calibri" w:cs="Calibri"/>
+          <w:sz w:val="20"/>
+          <w:szCs w:val="20"/>
+        </w:rPr>
+      </w:pPr>
+    </w:p>
+    <w:p>
+      <w:pPr>
+        <w:rPr>
+          <w:rFonts w:ascii="Calibri" w:hAnsi="Calibri" w:cs="Calibri"/>
+          <w:sz w:val="20"/>
+          <w:szCs w:val="20"/>
+        </w:rPr>
+      </w:pPr>
+    </w:p>
+    <w:p>
+      <w:pPr>
+        <w:rPr>
+          <w:rFonts w:ascii="Calibri" w:hAnsi="Calibri" w:cs="Calibri"/>
+          <w:sz w:val="20"/>
+          <w:szCs w:val="20"/>
+        </w:rPr>
+      </w:pPr>
+    </w:p>
+    <w:p>
+      <w:pPr>
+        <w:rPr>
+          <w:rFonts w:ascii="Calibri" w:hAnsi="Calibri" w:cs="Calibri"/>
+          <w:sz w:val="20"/>
+          <w:szCs w:val="20"/>
+        </w:rPr>
+      </w:pPr>
+    </w:p>
+    <w:p>
+      <w:pPr>
+        <w:rPr>
+          <w:rFonts w:ascii="Calibri" w:hAnsi="Calibri" w:cs="Calibri"/>
+          <w:sz w:val="20"/>
+          <w:szCs w:val="20"/>
+        </w:rPr>
+      </w:pPr>
+    </w:p>
+    <w:p>
+      <w:pPr>
+        <w:rPr>
+          <w:rFonts w:ascii="Calibri" w:hAnsi="Calibri" w:cs="Calibri"/>
+          <w:sz w:val="20"/>
+          <w:szCs w:val="20"/>
+        </w:rPr>
+      </w:pPr>
+    </w:p>
+    <w:p>
+      <w:pPr>
+        <w:rPr>
+          <w:rFonts w:ascii="Calibri" w:hAnsi="Calibri" w:cs="Calibri"/>
+          <w:sz w:val="20"/>
+          <w:szCs w:val="20"/>
+        </w:rPr>
+      </w:pPr>
+    </w:p>
+    <w:p>
+      <w:pPr>
+        <w:rPr>
+          <w:rFonts w:ascii="Calibri" w:hAnsi="Calibri" w:cs="Calibri"/>
+          <w:sz w:val="20"/>
+          <w:szCs w:val="20"/>
+        </w:rPr>
+      </w:pPr>
+    </w:p>
+    <w:p>
+      <w:pPr>
+        <w:rPr>
+          <w:rFonts w:ascii="Calibri" w:hAnsi="Calibri" w:cs="Calibri"/>
+          <w:sz w:val="20"/>
+          <w:szCs w:val="20"/>
+        </w:rPr>
+      </w:pPr>
+    </w:p>
+    <w:p>
+      <w:pPr>
+        <w:tabs>
+          <w:tab w:val="left" w:pos="12696"/>
+        </w:tabs>
+        <w:rPr>
+          <w:rFonts w:ascii="Calibri" w:hAnsi="Calibri" w:cs="Calibri"/>
+          <w:sz w:val="20"/>
+          <w:szCs w:val="20"/>
+        </w:rPr>
+      </w:pPr>
+      <w:r>
+        <w:rPr>
+          <w:b/>
+          <w:bCs/>
+          <w:noProof/>
+          <w:sz w:val="32"/>
+          <w:szCs w:val="32"/>
+        </w:rPr>
+        <w:lastRenderedPageBreak/>
+        <w:drawing>
+          <wp:anchor distT="0" distB="0" distL="114300" distR="114300" simplePos="0" relativeHeight="251663360" behindDoc="1" locked="0" layoutInCell="1" allowOverlap="1" wp14:anchorId="42EEDF87" wp14:editId="493CFCCE">
+            <wp:simplePos x="0" y="0"/>
+            <wp:positionH relativeFrom="margin">
+              <wp:align>center</wp:align>
+            </wp:positionH>
+            <wp:positionV relativeFrom="margin">
+              <wp:posOffset>714375</wp:posOffset>
+            </wp:positionV>
+            <wp:extent cx="9904730" cy="4696460"/>
+            <wp:effectExtent l="0" t="0" r="1270" b="8890"/>
+            <wp:wrapTight wrapText="bothSides">
+              <wp:wrapPolygon edited="0">
+                <wp:start x="0" y="0"/>
+                <wp:lineTo x="0" y="21553"/>
+                <wp:lineTo x="21561" y="21553"/>
+                <wp:lineTo x="21561" y="0"/>
+                <wp:lineTo x="0" y="0"/>
+              </wp:wrapPolygon>
+            </wp:wrapTight>
+            <wp:docPr id="809999252" name="Picture 5" descr="A close up of text&#10;&#10;AI-generated content may be incorrect."/>
+            <wp:cNvGraphicFramePr>
+              <a:graphicFrameLocks xmlns:a="http://schemas.openxmlformats.org/drawingml/2006/main" noChangeAspect="1"/>
+            </wp:cNvGraphicFramePr>
+            <a:graphic xmlns:a="http://schemas.openxmlformats.org/drawingml/2006/main">
+              <a:graphicData uri="http://schemas.openxmlformats.org/drawingml/2006/picture">
+                <pic:pic xmlns:pic="http://schemas.openxmlformats.org/drawingml/2006/picture">
+                  <pic:nvPicPr>
+                    <pic:cNvPr id="809999252" name="Picture 5" descr="A close up of text&#10;&#10;AI-generated content may be incorrect."/>
+                    <pic:cNvPicPr>
+                      <a:picLocks noChangeAspect="1" noChangeArrowheads="1"/>
+                    </pic:cNvPicPr>
+                  </pic:nvPicPr>
+                  <pic:blipFill>
+                    <a:blip r:embed="rId7">
+                      <a:extLst>
+                        <a:ext uri="{28A0092B-C50C-407E-A947-70E740481C1C}">
+                          <a14:useLocalDpi xmlns:a14="http://schemas.microsoft.com/office/drawing/2010/main" val="0"/>
+                        </a:ext>
+                      </a:extLst>
+                    </a:blip>
+                    <a:srcRect/>
                     <a:stretch>
                       <a:fillRect/>
                     </a:stretch>
@@ -565,21 +639,15 @@
                   <pic:spPr bwMode="auto">
                     <a:xfrm>
                       <a:off x="0" y="0"/>
-                      <a:ext cx="2438400" cy="1531620"/>
+                      <a:ext cx="9904730" cy="4696460"/>
                     </a:xfrm>
                     <a:prstGeom prst="rect">
                       <a:avLst/>
                     </a:prstGeom>
-                    <a:ln w="12700">
-                      <a:solidFill>
-                        <a:schemeClr val="tx1"/>
-                      </a:solidFill>
+                    <a:noFill/>
+                    <a:ln>
+                      <a:noFill/>
                     </a:ln>
-                    <a:extLst>
-                      <a:ext uri="{53640926-AAD7-44D8-BBD7-CCE9431645EC}">
-                        <a14:shadowObscured xmlns:a14="http://schemas.microsoft.com/office/drawing/2010/main"/>
-                      </a:ext>
-                    </a:extLst>
                   </pic:spPr>
                 </pic:pic>
               </a:graphicData>
@@ -595,520 +663,16 @@
       </w:r>
       <w:r>
         <w:rPr>
-          <w:noProof/>
-        </w:rPr>
-        <w:drawing>
-          <wp:anchor distT="0" distB="0" distL="114300" distR="114300" simplePos="0" relativeHeight="251660288" behindDoc="0" locked="0" layoutInCell="1" allowOverlap="1" wp14:anchorId="55E623EA" wp14:editId="78FCA8AA">
-            <wp:simplePos x="0" y="0"/>
-            <wp:positionH relativeFrom="column">
-              <wp:posOffset>1244176</wp:posOffset>
-            </wp:positionH>
-            <wp:positionV relativeFrom="paragraph">
-              <wp:posOffset>1053042</wp:posOffset>
-            </wp:positionV>
-            <wp:extent cx="2313305" cy="1404620"/>
-            <wp:effectExtent l="19050" t="19050" r="10795" b="24130"/>
-            <wp:wrapSquare wrapText="bothSides"/>
-            <wp:docPr id="904548208" name="Picture 1" descr="A screenshot of a computer&#10;&#10;AI-generated content may be incorrect.">
-              <a:extLst xmlns:a="http://schemas.openxmlformats.org/drawingml/2006/main">
-                <a:ext uri="{FF2B5EF4-FFF2-40B4-BE49-F238E27FC236}">
-                  <a16:creationId xmlns:a16="http://schemas.microsoft.com/office/drawing/2014/main" id="{1D32B9BB-8413-4DF3-81B7-58803A6A2739}"/>
-                </a:ext>
-              </a:extLst>
-            </wp:docPr>
-            <wp:cNvGraphicFramePr>
-              <a:graphicFrameLocks xmlns:a="http://schemas.openxmlformats.org/drawingml/2006/main" noChangeAspect="1"/>
-            </wp:cNvGraphicFramePr>
-            <a:graphic xmlns:a="http://schemas.openxmlformats.org/drawingml/2006/main">
-              <a:graphicData uri="http://schemas.openxmlformats.org/drawingml/2006/picture">
-                <pic:pic xmlns:pic="http://schemas.openxmlformats.org/drawingml/2006/picture">
-                  <pic:nvPicPr>
-                    <pic:cNvPr id="904548208" name="Picture 1" descr="A screenshot of a computer&#10;&#10;AI-generated content may be incorrect."/>
-                    <pic:cNvPicPr/>
-                  </pic:nvPicPr>
-                  <pic:blipFill rotWithShape="1">
-                    <a:blip r:embed="rId7" cstate="print">
-                      <a:extLst>
-                        <a:ext uri="{28A0092B-C50C-407E-A947-70E740481C1C}">
-                          <a14:useLocalDpi xmlns:a14="http://schemas.microsoft.com/office/drawing/2010/main" val="0"/>
-                        </a:ext>
-                      </a:extLst>
-                    </a:blip>
-                    <a:srcRect l="35367" t="41210" r="35317" b="30294"/>
-                    <a:stretch>
-                      <a:fillRect/>
-                    </a:stretch>
-                  </pic:blipFill>
-                  <pic:spPr bwMode="auto">
-                    <a:xfrm>
-                      <a:off x="0" y="0"/>
-                      <a:ext cx="2313305" cy="1404620"/>
-                    </a:xfrm>
-                    <a:prstGeom prst="rect">
-                      <a:avLst/>
-                    </a:prstGeom>
-                    <a:ln w="12700">
-                      <a:solidFill>
-                        <a:schemeClr val="tx1"/>
-                      </a:solidFill>
-                    </a:ln>
-                    <a:extLst>
-                      <a:ext uri="{53640926-AAD7-44D8-BBD7-CCE9431645EC}">
-                        <a14:shadowObscured xmlns:a14="http://schemas.microsoft.com/office/drawing/2010/main"/>
-                      </a:ext>
-                    </a:extLst>
-                  </pic:spPr>
-                </pic:pic>
-              </a:graphicData>
-            </a:graphic>
-            <wp14:sizeRelH relativeFrom="margin">
-              <wp14:pctWidth>0</wp14:pctWidth>
-            </wp14:sizeRelH>
-            <wp14:sizeRelV relativeFrom="margin">
-              <wp14:pctHeight>0</wp14:pctHeight>
-            </wp14:sizeRelV>
-          </wp:anchor>
-        </w:drawing>
+          <w:rFonts w:ascii="Calibri" w:hAnsi="Calibri" w:cs="Calibri"/>
+          <w:b/>
+          <w:bCs/>
+        </w:rPr>
+        <w:t>DEBRIEFING</w:t>
       </w:r>
     </w:p>
-    <w:p>
-      <w:pPr>
-        <w:rPr>
-          <w:rFonts w:ascii="Calibri" w:hAnsi="Calibri" w:cs="Calibri"/>
-          <w:sz w:val="20"/>
-          <w:szCs w:val="20"/>
-        </w:rPr>
-      </w:pPr>
-    </w:p>
-    <w:p>
-      <w:pPr>
-        <w:rPr>
-          <w:rFonts w:ascii="Calibri" w:hAnsi="Calibri" w:cs="Calibri"/>
-          <w:sz w:val="20"/>
-          <w:szCs w:val="20"/>
-        </w:rPr>
-      </w:pPr>
-    </w:p>
-    <w:p>
-      <w:pPr>
-        <w:rPr>
-          <w:rFonts w:ascii="Calibri" w:hAnsi="Calibri" w:cs="Calibri"/>
-          <w:sz w:val="20"/>
-          <w:szCs w:val="20"/>
-        </w:rPr>
-      </w:pPr>
-    </w:p>
-    <w:p>
-      <w:pPr>
-        <w:rPr>
-          <w:rFonts w:ascii="Calibri" w:hAnsi="Calibri" w:cs="Calibri"/>
-          <w:sz w:val="20"/>
-          <w:szCs w:val="20"/>
-        </w:rPr>
-      </w:pPr>
-    </w:p>
-    <w:p>
-      <w:pPr>
-        <w:rPr>
-          <w:rFonts w:ascii="Calibri" w:hAnsi="Calibri" w:cs="Calibri"/>
-          <w:sz w:val="20"/>
-          <w:szCs w:val="20"/>
-        </w:rPr>
-      </w:pPr>
-      <w:r>
-        <w:rPr>
-          <w:noProof/>
-        </w:rPr>
-        <w:drawing>
-          <wp:anchor distT="0" distB="0" distL="114300" distR="114300" simplePos="0" relativeHeight="251665408" behindDoc="0" locked="0" layoutInCell="1" allowOverlap="1" wp14:anchorId="0FDF67BD" wp14:editId="089B7962">
-            <wp:simplePos x="0" y="0"/>
-            <wp:positionH relativeFrom="margin">
-              <wp:posOffset>5883384</wp:posOffset>
-            </wp:positionH>
-            <wp:positionV relativeFrom="paragraph">
-              <wp:posOffset>23495</wp:posOffset>
-            </wp:positionV>
-            <wp:extent cx="2513965" cy="1623060"/>
-            <wp:effectExtent l="19050" t="19050" r="19685" b="15240"/>
-            <wp:wrapSquare wrapText="bothSides"/>
-            <wp:docPr id="1226418926" name="Picture 1" descr="A screenshot of a computer&#10;&#10;AI-generated content may be incorrect.">
-              <a:extLst xmlns:a="http://schemas.openxmlformats.org/drawingml/2006/main">
-                <a:ext uri="{FF2B5EF4-FFF2-40B4-BE49-F238E27FC236}">
-                  <a16:creationId xmlns:a16="http://schemas.microsoft.com/office/drawing/2014/main" id="{E6D93FFE-9221-4F2D-877D-0CB7B482319C}"/>
-                </a:ext>
-              </a:extLst>
-            </wp:docPr>
-            <wp:cNvGraphicFramePr>
-              <a:graphicFrameLocks xmlns:a="http://schemas.openxmlformats.org/drawingml/2006/main" noChangeAspect="1"/>
-            </wp:cNvGraphicFramePr>
-            <a:graphic xmlns:a="http://schemas.openxmlformats.org/drawingml/2006/main">
-              <a:graphicData uri="http://schemas.openxmlformats.org/drawingml/2006/picture">
-                <pic:pic xmlns:pic="http://schemas.openxmlformats.org/drawingml/2006/picture">
-                  <pic:nvPicPr>
-                    <pic:cNvPr id="95043043" name="Picture 1" descr="A screenshot of a computer&#10;&#10;AI-generated content may be incorrect."/>
-                    <pic:cNvPicPr/>
-                  </pic:nvPicPr>
-                  <pic:blipFill rotWithShape="1">
-                    <a:blip r:embed="rId8" cstate="print">
-                      <a:extLst>
-                        <a:ext uri="{28A0092B-C50C-407E-A947-70E740481C1C}">
-                          <a14:useLocalDpi xmlns:a14="http://schemas.microsoft.com/office/drawing/2010/main" val="0"/>
-                        </a:ext>
-                      </a:extLst>
-                    </a:blip>
-                    <a:srcRect b="11187"/>
-                    <a:stretch>
-                      <a:fillRect/>
-                    </a:stretch>
-                  </pic:blipFill>
-                  <pic:spPr bwMode="auto">
-                    <a:xfrm>
-                      <a:off x="0" y="0"/>
-                      <a:ext cx="2513965" cy="1623060"/>
-                    </a:xfrm>
-                    <a:prstGeom prst="rect">
-                      <a:avLst/>
-                    </a:prstGeom>
-                    <a:ln w="12700">
-                      <a:solidFill>
-                        <a:schemeClr val="tx1"/>
-                      </a:solidFill>
-                    </a:ln>
-                    <a:extLst>
-                      <a:ext uri="{53640926-AAD7-44D8-BBD7-CCE9431645EC}">
-                        <a14:shadowObscured xmlns:a14="http://schemas.microsoft.com/office/drawing/2010/main"/>
-                      </a:ext>
-                    </a:extLst>
-                  </pic:spPr>
-                </pic:pic>
-              </a:graphicData>
-            </a:graphic>
-            <wp14:sizeRelH relativeFrom="margin">
-              <wp14:pctWidth>0</wp14:pctWidth>
-            </wp14:sizeRelH>
-            <wp14:sizeRelV relativeFrom="margin">
-              <wp14:pctHeight>0</wp14:pctHeight>
-            </wp14:sizeRelV>
-          </wp:anchor>
-        </w:drawing>
-      </w:r>
-    </w:p>
-    <w:p>
-      <w:pPr>
-        <w:rPr>
-          <w:rFonts w:ascii="Calibri" w:hAnsi="Calibri" w:cs="Calibri"/>
-          <w:sz w:val="20"/>
-          <w:szCs w:val="20"/>
-        </w:rPr>
-      </w:pPr>
-    </w:p>
-    <w:p>
-      <w:pPr>
-        <w:rPr>
-          <w:rFonts w:ascii="Calibri" w:hAnsi="Calibri" w:cs="Calibri"/>
-          <w:sz w:val="20"/>
-          <w:szCs w:val="20"/>
-        </w:rPr>
-      </w:pPr>
-    </w:p>
-    <w:p>
-      <w:pPr>
-        <w:rPr>
-          <w:rFonts w:ascii="Calibri" w:hAnsi="Calibri" w:cs="Calibri"/>
-          <w:sz w:val="20"/>
-          <w:szCs w:val="20"/>
-        </w:rPr>
-      </w:pPr>
-    </w:p>
-    <w:p>
-      <w:pPr>
-        <w:rPr>
-          <w:rFonts w:ascii="Calibri" w:hAnsi="Calibri" w:cs="Calibri"/>
-          <w:sz w:val="20"/>
-          <w:szCs w:val="20"/>
-        </w:rPr>
-      </w:pPr>
-    </w:p>
-    <w:p>
-      <w:pPr>
-        <w:rPr>
-          <w:rFonts w:ascii="Calibri" w:hAnsi="Calibri" w:cs="Calibri"/>
-          <w:sz w:val="20"/>
-          <w:szCs w:val="20"/>
-        </w:rPr>
-      </w:pPr>
-    </w:p>
-    <w:p>
-      <w:pPr>
-        <w:rPr>
-          <w:rFonts w:ascii="Calibri" w:hAnsi="Calibri" w:cs="Calibri"/>
-          <w:sz w:val="20"/>
-          <w:szCs w:val="20"/>
-        </w:rPr>
-      </w:pPr>
-    </w:p>
-    <w:p>
-      <w:pPr>
-        <w:rPr>
-          <w:rFonts w:ascii="Calibri" w:hAnsi="Calibri" w:cs="Calibri"/>
-          <w:sz w:val="20"/>
-          <w:szCs w:val="20"/>
-        </w:rPr>
-      </w:pPr>
-    </w:p>
-    <w:p>
-      <w:pPr>
-        <w:rPr>
-          <w:rFonts w:ascii="Calibri" w:hAnsi="Calibri" w:cs="Calibri"/>
-          <w:sz w:val="20"/>
-          <w:szCs w:val="20"/>
-        </w:rPr>
-      </w:pPr>
-    </w:p>
-    <w:p>
-      <w:pPr>
-        <w:rPr>
-          <w:rFonts w:ascii="Calibri" w:hAnsi="Calibri" w:cs="Calibri"/>
-          <w:sz w:val="20"/>
-          <w:szCs w:val="20"/>
-        </w:rPr>
-      </w:pPr>
-    </w:p>
-    <w:p>
-      <w:pPr>
-        <w:rPr>
-          <w:rFonts w:ascii="Calibri" w:hAnsi="Calibri" w:cs="Calibri"/>
-          <w:sz w:val="20"/>
-          <w:szCs w:val="20"/>
-        </w:rPr>
-      </w:pPr>
-    </w:p>
-    <w:p>
-      <w:pPr>
-        <w:tabs>
-          <w:tab w:val="left" w:pos="12696"/>
-        </w:tabs>
-        <w:rPr>
-          <w:rFonts w:ascii="Calibri" w:hAnsi="Calibri" w:cs="Calibri"/>
-          <w:sz w:val="20"/>
-          <w:szCs w:val="20"/>
-        </w:rPr>
-      </w:pPr>
-      <w:r>
-        <w:rPr>
-          <w:rFonts w:ascii="Calibri" w:hAnsi="Calibri" w:cs="Calibri"/>
-          <w:sz w:val="20"/>
-          <w:szCs w:val="20"/>
-        </w:rPr>
-        <w:tab/>
-      </w:r>
-    </w:p>
-    <w:p>
-      <w:pPr>
-        <w:tabs>
-          <w:tab w:val="left" w:pos="12696"/>
-        </w:tabs>
-        <w:rPr>
-          <w:rFonts w:ascii="Calibri" w:hAnsi="Calibri" w:cs="Calibri"/>
-          <w:sz w:val="20"/>
-          <w:szCs w:val="20"/>
-        </w:rPr>
-      </w:pPr>
-      <w:r>
-        <w:rPr>
-          <w:rFonts w:ascii="Calibri" w:hAnsi="Calibri" w:cs="Calibri"/>
-          <w:noProof/>
-          <w:sz w:val="20"/>
-          <w:szCs w:val="20"/>
-        </w:rPr>
-        <w:lastRenderedPageBreak/>
-        <w:drawing>
-          <wp:inline distT="0" distB="0" distL="0" distR="0" wp14:anchorId="043C3342" wp14:editId="148730BD">
-            <wp:extent cx="8920480" cy="4309286"/>
-            <wp:effectExtent l="0" t="0" r="0" b="0"/>
-            <wp:docPr id="653016426" name="Picture 1" descr="A screenshot of a computer&#10;&#10;AI-generated content may be incorrect.">
-              <a:extLst xmlns:a="http://schemas.openxmlformats.org/drawingml/2006/main">
-                <a:ext uri="{FF2B5EF4-FFF2-40B4-BE49-F238E27FC236}">
-                  <a16:creationId xmlns:a16="http://schemas.microsoft.com/office/drawing/2014/main" id="{B1DAA9CA-39A6-40E3-8317-D01F4AC25A7C}"/>
-                </a:ext>
-              </a:extLst>
-            </wp:docPr>
-            <wp:cNvGraphicFramePr>
-              <a:graphicFrameLocks xmlns:a="http://schemas.openxmlformats.org/drawingml/2006/main" noChangeAspect="1"/>
-            </wp:cNvGraphicFramePr>
-            <a:graphic xmlns:a="http://schemas.openxmlformats.org/drawingml/2006/main">
-              <a:graphicData uri="http://schemas.openxmlformats.org/drawingml/2006/picture">
-                <pic:pic xmlns:pic="http://schemas.openxmlformats.org/drawingml/2006/picture">
-                  <pic:nvPicPr>
-                    <pic:cNvPr id="653016426" name="Picture 1" descr="A screenshot of a computer&#10;&#10;AI-generated content may be incorrect."/>
-                    <pic:cNvPicPr/>
-                  </pic:nvPicPr>
-                  <pic:blipFill rotWithShape="1">
-                    <a:blip r:embed="rId9"/>
-                    <a:srcRect l="4606" t="471" r="2736" b="12464"/>
-                    <a:stretch>
-                      <a:fillRect/>
-                    </a:stretch>
-                  </pic:blipFill>
-                  <pic:spPr bwMode="auto">
-                    <a:xfrm>
-                      <a:off x="0" y="0"/>
-                      <a:ext cx="8952455" cy="4324732"/>
-                    </a:xfrm>
-                    <a:prstGeom prst="rect">
-                      <a:avLst/>
-                    </a:prstGeom>
-                    <a:ln>
-                      <a:noFill/>
-                    </a:ln>
-                    <a:extLst>
-                      <a:ext uri="{53640926-AAD7-44D8-BBD7-CCE9431645EC}">
-                        <a14:shadowObscured xmlns:a14="http://schemas.microsoft.com/office/drawing/2010/main"/>
-                      </a:ext>
-                    </a:extLst>
-                  </pic:spPr>
-                </pic:pic>
-              </a:graphicData>
-            </a:graphic>
-          </wp:inline>
-        </w:drawing>
-      </w:r>
-    </w:p>
-    <w:p>
-      <w:pPr>
-        <w:tabs>
-          <w:tab w:val="left" w:pos="12696"/>
-        </w:tabs>
-        <w:rPr>
-          <w:rFonts w:ascii="Calibri" w:hAnsi="Calibri" w:cs="Calibri"/>
-          <w:sz w:val="20"/>
-          <w:szCs w:val="20"/>
-        </w:rPr>
-      </w:pPr>
-    </w:p>
-    <w:p>
-      <w:pPr>
-        <w:tabs>
-          <w:tab w:val="left" w:pos="12696"/>
-        </w:tabs>
-        <w:rPr>
-          <w:rFonts w:ascii="Calibri" w:hAnsi="Calibri" w:cs="Calibri"/>
-          <w:sz w:val="20"/>
-          <w:szCs w:val="20"/>
-        </w:rPr>
-      </w:pPr>
-    </w:p>
-    <w:p>
-      <w:pPr>
-        <w:tabs>
-          <w:tab w:val="left" w:pos="12696"/>
-        </w:tabs>
-        <w:rPr>
-          <w:rFonts w:ascii="Calibri" w:hAnsi="Calibri" w:cs="Calibri"/>
-          <w:sz w:val="20"/>
-          <w:szCs w:val="20"/>
-        </w:rPr>
-      </w:pPr>
-    </w:p>
-    <w:p>
-      <w:pPr>
-        <w:tabs>
-          <w:tab w:val="left" w:pos="12696"/>
-        </w:tabs>
-        <w:rPr>
-          <w:rFonts w:ascii="Calibri" w:hAnsi="Calibri" w:cs="Calibri"/>
-          <w:sz w:val="20"/>
-          <w:szCs w:val="20"/>
-        </w:rPr>
-      </w:pPr>
-    </w:p>
-    <w:p>
-      <w:pPr>
-        <w:tabs>
-          <w:tab w:val="left" w:pos="12696"/>
-        </w:tabs>
-        <w:rPr>
-          <w:rFonts w:ascii="Calibri" w:hAnsi="Calibri" w:cs="Calibri"/>
-          <w:sz w:val="20"/>
-          <w:szCs w:val="20"/>
-        </w:rPr>
-      </w:pPr>
-    </w:p>
-    <w:p>
-      <w:pPr>
-        <w:tabs>
-          <w:tab w:val="left" w:pos="12696"/>
-        </w:tabs>
-        <w:rPr>
-          <w:rFonts w:ascii="Calibri" w:hAnsi="Calibri" w:cs="Calibri"/>
-          <w:sz w:val="20"/>
-          <w:szCs w:val="20"/>
-        </w:rPr>
-      </w:pPr>
-      <w:r>
-        <w:rPr>
-          <w:rFonts w:ascii="Calibri" w:hAnsi="Calibri" w:cs="Calibri"/>
-          <w:noProof/>
-          <w:sz w:val="20"/>
-          <w:szCs w:val="20"/>
-        </w:rPr>
-        <w:lastRenderedPageBreak/>
-        <w:drawing>
-          <wp:inline distT="0" distB="0" distL="0" distR="0" wp14:anchorId="21657A42" wp14:editId="4D100746">
-            <wp:extent cx="8967524" cy="5148303"/>
-            <wp:effectExtent l="0" t="0" r="5080" b="0"/>
-            <wp:docPr id="1156756853" name="Picture 1" descr="A screenshot of a computer&#10;&#10;AI-generated content may be incorrect.">
-              <a:extLst xmlns:a="http://schemas.openxmlformats.org/drawingml/2006/main">
-                <a:ext uri="{FF2B5EF4-FFF2-40B4-BE49-F238E27FC236}">
-                  <a16:creationId xmlns:a16="http://schemas.microsoft.com/office/drawing/2014/main" id="{21DB4796-897D-4C38-88D8-8685F43460DE}"/>
-                </a:ext>
-              </a:extLst>
-            </wp:docPr>
-            <wp:cNvGraphicFramePr>
-              <a:graphicFrameLocks xmlns:a="http://schemas.openxmlformats.org/drawingml/2006/main" noChangeAspect="1"/>
-            </wp:cNvGraphicFramePr>
-            <a:graphic xmlns:a="http://schemas.openxmlformats.org/drawingml/2006/main">
-              <a:graphicData uri="http://schemas.openxmlformats.org/drawingml/2006/picture">
-                <pic:pic xmlns:pic="http://schemas.openxmlformats.org/drawingml/2006/picture">
-                  <pic:nvPicPr>
-                    <pic:cNvPr id="1156756853" name="Picture 1" descr="A screenshot of a computer&#10;&#10;AI-generated content may be incorrect."/>
-                    <pic:cNvPicPr/>
-                  </pic:nvPicPr>
-                  <pic:blipFill rotWithShape="1">
-                    <a:blip r:embed="rId10"/>
-                    <a:srcRect l="5753" t="572" r="5829" b="-1"/>
-                    <a:stretch>
-                      <a:fillRect/>
-                    </a:stretch>
-                  </pic:blipFill>
-                  <pic:spPr bwMode="auto">
-                    <a:xfrm>
-                      <a:off x="0" y="0"/>
-                      <a:ext cx="9001879" cy="5168026"/>
-                    </a:xfrm>
-                    <a:prstGeom prst="rect">
-                      <a:avLst/>
-                    </a:prstGeom>
-                    <a:ln>
-                      <a:noFill/>
-                    </a:ln>
-                    <a:extLst>
-                      <a:ext uri="{53640926-AAD7-44D8-BBD7-CCE9431645EC}">
-                        <a14:shadowObscured xmlns:a14="http://schemas.microsoft.com/office/drawing/2010/main"/>
-                      </a:ext>
-                    </a:extLst>
-                  </pic:spPr>
-                </pic:pic>
-              </a:graphicData>
-            </a:graphic>
-          </wp:inline>
-        </w:drawing>
-      </w:r>
-    </w:p>
-    <w:p/>
     <w:sectPr>
       <w:pgSz w:w="16838" w:h="11906" w:orient="landscape"/>
-      <w:pgMar w:top="1440" w:right="1440" w:bottom="1440" w:left="1440" w:header="708" w:footer="708" w:gutter="0"/>
+      <w:pgMar w:top="720" w:right="720" w:bottom="720" w:left="720" w:header="708" w:footer="708" w:gutter="0"/>
       <w:cols w:space="708"/>
       <w:docGrid w:linePitch="360"/>
     </w:sectPr>
